--- a/Tests/OOXMLSwiftTests/Fixtures/mdocx/12-hyperlink-url-anchor-mailto/hyperlink-url-anchor-mailto.normalized.docx
+++ b/Tests/OOXMLSwiftTests/Fixtures/mdocx/12-hyperlink-url-anchor-mailto/hyperlink-url-anchor-mailto.normalized.docx
@@ -4,36 +4,34 @@
   <w:body>
     <w:p>
       <w:r>
-        <w:t xml:space="preserve">External: </w:t>
+        <w:t>External: </w:t>
       </w:r>
-      <w:hyperlink r:id="rId10">
+      <w:hyperlink r:id="rIdMdocx1">
         <w:r>
-          <w:t xml:space="preserve">example.com</w:t>
+          <w:t>example.com</w:t>
         </w:r>
       </w:hyperlink>
       <w:r>
-        <w:t xml:space="preserve">. Internal: </w:t>
+        <w:t>. Internal: </w:t>
       </w:r>
       <w:hyperlink w:anchor="ch1_intro">
         <w:r>
-          <w:t xml:space="preserve">Chapter 1</w:t>
+          <w:t>Chapter 1</w:t>
         </w:r>
       </w:hyperlink>
       <w:r>
-        <w:t xml:space="preserve">. Email: </w:t>
+        <w:t>. Email: </w:t>
       </w:r>
-      <w:hyperlink r:id="rId11">
+      <w:hyperlink r:id="rIdMdocx2">
         <w:r>
-          <w:t xml:space="preserve">contact us</w:t>
+          <w:t>contact us</w:t>
         </w:r>
       </w:hyperlink>
       <w:r>
-        <w:t xml:space="preserve">.</w:t>
+        <w:t>.</w:t>
       </w:r>
     </w:p>
-    <w:sectPr>
-      <w:pgSz w:w="12240" w:h="15840"/>
-    </w:sectPr>
+    <w:sectPr/>
   </w:body>
 </w:document>
 </file>